--- a/content/Bios/Bob_Ferguson.docx
+++ b/content/Bios/Bob_Ferguson.docx
@@ -1,222 +1,8 @@
 
 <file path=word/document.xml><?xml version="1.0" encoding="utf-8"?>
-<w:document xmlns:w14="http://schemas.microsoft.com/office/word/2010/wordml" xmlns:wp14="http://schemas.microsoft.com/office/word/2010/wordprocessingDrawing" xmlns:w="http://schemas.openxmlformats.org/wordprocessingml/2006/main" xmlns:m="http://schemas.openxmlformats.org/officeDocument/2006/math" xmlns:r="http://schemas.openxmlformats.org/officeDocument/2006/relationships" xmlns:o="urn:schemas-microsoft-com:office:office" xmlns:v="urn:schemas-microsoft-com:vml" xmlns:w10="urn:schemas-microsoft-com:office:word" xmlns:a="http://schemas.openxmlformats.org/drawingml/2006/main" xmlns:pic="http://schemas.openxmlformats.org/drawingml/2006/picture" xmlns:wp="http://schemas.openxmlformats.org/drawingml/2006/wordprocessingDrawing" xmlns:mc="http://schemas.openxmlformats.org/markup-compatibility/2006" mc:Ignorable="w14 wp14">
+<w:document xmlns:ns1="http://schemas.openxmlformats.org/markup-compatibility/2006" xmlns:ns2="http://schemas.microsoft.com/office/word/2010/wordml" xmlns:w="http://schemas.openxmlformats.org/wordprocessingml/2006/main" ns1:Ignorable="w14 wp14">
   <w:body>
-    <w:p xmlns:wp14="http://schemas.microsoft.com/office/word/2010/wordml" wp14:textId="77777777">
-      <w:pPr>
-        <w:pStyle w:val="FirstParagraph"/>
-      </w:pPr>
-      <w:r>
-        <w:rPr/>
-        <w:t>1999 Hall of Fame Inductee Bob Ferguson – Fort Collins</w:t>
-      </w:r>
-      <w:r>
-        <w:rPr/>
-        <w:t xml:space="preserve"> </w:t>
-      </w:r>
-      <w:r>
-        <w:rPr/>
-        <w:t xml:space="preserve">Bob Ferguson has umpired it all from T-Ball all the </w:t>
-      </w:r>
-      <w:r>
-        <w:rPr/>
-        <w:t>way up</w:t>
-      </w:r>
-      <w:r>
-        <w:rPr/>
-        <w:t xml:space="preserve"> through </w:t>
-      </w:r>
-      <w:r>
-        <w:rPr/>
-        <w:t>College</w:t>
-      </w:r>
-      <w:r>
-        <w:rPr/>
-        <w:t>. He also umpired in all</w:t>
-      </w:r>
-      <w:r>
-        <w:rPr/>
-        <w:t xml:space="preserve"> </w:t>
-      </w:r>
-      <w:r>
-        <w:rPr/>
-        <w:t xml:space="preserve">kinds of weather, just like the </w:t>
-      </w:r>
-      <w:r>
-        <w:rPr/>
-        <w:t>mailman</w:t>
-      </w:r>
-      <w:r>
-        <w:rPr/>
-        <w:t>, in snow, rain, wind and sunshine. One of Bob’s favorite stories</w:t>
-      </w:r>
-      <w:r>
-        <w:rPr/>
-        <w:t xml:space="preserve"> </w:t>
-      </w:r>
-      <w:r>
-        <w:rPr/>
-        <w:t>about windy games was one year at Rocky Mountain High</w:t>
-      </w:r>
-      <w:r>
-        <w:rPr/>
-        <w:t xml:space="preserve"> the</w:t>
-      </w:r>
-      <w:r>
-        <w:rPr/>
-        <w:t xml:space="preserve"> wind was blowing so strong that two</w:t>
-      </w:r>
-      <w:r>
-        <w:rPr/>
-        <w:t xml:space="preserve"> </w:t>
-      </w:r>
-      <w:r>
-        <w:rPr/>
-        <w:t xml:space="preserve">sheets of 4x8 </w:t>
-      </w:r>
-      <w:r>
-        <w:rPr/>
-        <w:t>Cellotex</w:t>
-      </w:r>
-      <w:r>
-        <w:rPr/>
-        <w:t xml:space="preserve"> came flying across the field. </w:t>
-      </w:r>
-      <w:r>
-        <w:rPr/>
-        <w:t>Needless to say, the</w:t>
-      </w:r>
-      <w:r>
-        <w:rPr/>
-        <w:t xml:space="preserve"> game was called.</w:t>
-      </w:r>
-      <w:r>
-        <w:rPr/>
-        <w:t xml:space="preserve"> </w:t>
-      </w:r>
-      <w:r>
-        <w:rPr/>
-        <w:t>Another memorable day was back in the early 70’s, Bob was working the plate for a game between</w:t>
-      </w:r>
-      <w:r>
-        <w:rPr/>
-        <w:t xml:space="preserve"> </w:t>
-      </w:r>
-      <w:r>
-        <w:rPr/>
-        <w:t>Poudre &amp; Boulder and when he went down to cover a play at 3rd base, he fell flat on his face. Bob</w:t>
-      </w:r>
-      <w:r>
-        <w:rPr/>
-        <w:t xml:space="preserve"> </w:t>
-      </w:r>
-      <w:r>
-        <w:rPr/>
-        <w:t>have</w:t>
-      </w:r>
-      <w:r>
-        <w:rPr/>
-        <w:t xml:space="preserve"> </w:t>
-      </w:r>
-      <w:r>
-        <w:rPr/>
-        <w:t>worked</w:t>
-      </w:r>
-      <w:r>
-        <w:rPr/>
-        <w:t xml:space="preserve"> </w:t>
-      </w:r>
-      <w:r>
-        <w:rPr/>
-        <w:t>numerous</w:t>
-      </w:r>
-      <w:r>
-        <w:rPr/>
-        <w:t xml:space="preserve"> state playoff games. He was </w:t>
-      </w:r>
-      <w:r>
-        <w:rPr/>
-        <w:t>Northern</w:t>
-      </w:r>
-      <w:r>
-        <w:rPr/>
-        <w:t xml:space="preserve"> Area Director for a number of years.</w:t>
-      </w:r>
-      <w:r>
-        <w:rPr/>
-        <w:t xml:space="preserve"> </w:t>
-      </w:r>
-      <w:r>
-        <w:rPr/>
-        <w:t xml:space="preserve">Over the years, Bob worked with </w:t>
-      </w:r>
-      <w:r>
-        <w:rPr/>
-        <w:t>the Ft</w:t>
-      </w:r>
-      <w:r>
-        <w:rPr/>
-        <w:t>. Collins Park and Recreation in their athletic programs. He</w:t>
-      </w:r>
-      <w:r>
-        <w:rPr/>
-        <w:t xml:space="preserve"> </w:t>
-      </w:r>
-      <w:r>
-        <w:rPr/>
-        <w:t xml:space="preserve">retired from teaching and umpiring about the same time in 1989. Bob </w:t>
-      </w:r>
-      <w:r>
-        <w:rPr/>
-        <w:t>was responsible for</w:t>
-      </w:r>
-      <w:r>
-        <w:rPr/>
-        <w:t xml:space="preserve"> bringing</w:t>
-      </w:r>
-      <w:r>
-        <w:rPr/>
-        <w:t xml:space="preserve"> </w:t>
-      </w:r>
-      <w:r>
-        <w:rPr/>
-        <w:t>Mike Brady into umpiring.</w:t>
-      </w:r>
-      <w:r>
-        <w:rPr/>
-        <w:t xml:space="preserve"> </w:t>
-      </w:r>
-      <w:r>
-        <w:rPr/>
-        <w:t>Bob kept busy in retirement by driving a city bus 3 days a week and working for a drywall company.</w:t>
-      </w:r>
-    </w:p>
-    <w:p>
-      <w:pPr>
-        <w:pStyle w:val="BodyText"/>
-      </w:pPr>
-    </w:p>
-    <w:p>
-      <w:pPr>
-        <w:pStyle w:val="Heading2"/>
-        <w:spacing w:before="261" w:beforeAutospacing="off" w:after="261" w:afterAutospacing="off" w:line="300" w:lineRule="auto"/>
-      </w:pPr>
-      <w:r>
-        <w:rPr>
-          <w:rFonts w:ascii="Segoe UI" w:hAnsi="Segoe UI" w:eastAsia="Segoe UI" w:cs="Segoe UI"/>
-          <w:b w:val="1"/>
-          <w:bCs w:val="1"/>
-          <w:i w:val="0"/>
-          <w:iCs w:val="0"/>
-          <w:noProof w:val="0"/>
-          <w:sz w:val="31"/>
-          <w:szCs w:val="31"/>
-          <w:lang w:val="en-US"/>
-        </w:rPr>
-        <w:t>Revised Biography: Bob Ferguson</w:t>
-      </w:r>
-    </w:p>
-    <w:p>
+    <w:p ns2:paraId="287689CA" ns2:textId="20492251">
       <w:pPr>
         <w:spacing w:before="0" w:beforeAutospacing="off" w:after="0" w:afterAutospacing="off" w:line="300" w:lineRule="auto"/>
       </w:pPr>
@@ -235,7 +21,7 @@
         <w:t>1999 Hall of Fame Inductee – Fort Collins</w:t>
       </w:r>
     </w:p>
-    <w:p>
+    <w:p ns2:paraId="10283D9A" ns2:textId="1BE7938C">
       <w:pPr>
         <w:spacing w:before="0" w:beforeAutospacing="off" w:after="0" w:afterAutospacing="off" w:line="300" w:lineRule="auto"/>
         <w:rPr>
@@ -251,7 +37,7 @@
         </w:rPr>
       </w:pPr>
     </w:p>
-    <w:p>
+    <w:p ns2:paraId="4050E53C" ns2:textId="59FF69F4">
       <w:pPr>
         <w:spacing w:before="0" w:beforeAutospacing="off" w:after="0" w:afterAutospacing="off" w:line="300" w:lineRule="auto"/>
         <w:rPr>
@@ -309,7 +95,7 @@
         <w:t>.</w:t>
       </w:r>
     </w:p>
-    <w:p>
+    <w:p ns2:paraId="6FB21251" ns2:textId="6B44B619">
       <w:pPr>
         <w:spacing w:before="0" w:beforeAutospacing="off" w:after="0" w:afterAutospacing="off" w:line="300" w:lineRule="auto"/>
         <w:rPr>
@@ -451,7 +237,7 @@
         <w:t>, when Bob moved to cover a play at third base and unexpectedly went face‑first into the dirt, a story he shared with characteristic humor.</w:t>
       </w:r>
     </w:p>
-    <w:p>
+    <w:p ns2:paraId="319DD646" ns2:textId="5D91FB21">
       <w:pPr>
         <w:spacing w:before="0" w:beforeAutospacing="off" w:after="0" w:afterAutospacing="off" w:line="300" w:lineRule="auto"/>
         <w:rPr>
@@ -565,7 +351,7 @@
         <w:t>, contributing to the development of local athletic programs. Bob retired from both teaching and umpiring in 1989.</w:t>
       </w:r>
     </w:p>
-    <w:p>
+    <w:p ns2:paraId="4555794B" ns2:textId="3FBE0B8F">
       <w:pPr>
         <w:spacing w:before="0" w:beforeAutospacing="off" w:after="0" w:afterAutospacing="off" w:line="300" w:lineRule="auto"/>
         <w:rPr>
@@ -623,7 +409,7 @@
         <w:t xml:space="preserve"> in developing new officials and proudly introduced Mike Brady to the profession. In retirement, he stayed active by driving a city bus three days a week and working for a drywall company, continuing the strong work ethic that defined his career.</w:t>
       </w:r>
     </w:p>
-    <w:p>
+    <w:p ns2:paraId="292F7202" ns2:textId="13A8529D">
       <w:pPr>
         <w:pStyle w:val="BodyText"/>
       </w:pPr>
